--- a/dist/exports/matrices-and-determinants_revision_notes.docx
+++ b/dist/exports/matrices-and-determinants_revision_notes.docx
@@ -189,7 +189,7 @@
                 <w:color w:val="2D3748"/>
                 <w:sz w:val="19"/>
               </w:rPr>
-              <w:t>Matrices And Determinants - Core Application</w:t>
+              <w:t>Properties of Determinants &amp; System of Linear Equations</w:t>
             </w:r>
           </w:p>
         </w:tc>
@@ -209,7 +209,7 @@
               <w:rPr>
                 <w:sz w:val="19"/>
               </w:rPr>
-              <w:t>368 PYQs</w:t>
+              <w:t>250 PYQs</w:t>
             </w:r>
           </w:p>
         </w:tc>
@@ -230,7 +230,94 @@
                 <w:color w:val="718096"/>
                 <w:sz w:val="19"/>
               </w:rPr>
-              <w:t>General Concept</w:t>
+              <w:t>Determinants &amp; Linear Systems</w:t>
+            </w:r>
+          </w:p>
+        </w:tc>
+      </w:tr>
+      <w:tr>
+        <w:tc>
+          <w:tcPr>
+            <w:tcW w:type="dxa" w:w="2160"/>
+            <w:shd w:fill="FFFFFF"/>
+            <w:tcMar>
+              <w:top w:w="80" w:type="dxa"/>
+              <w:bottom w:w="80" w:type="dxa"/>
+              <w:left w:w="150" w:type="dxa"/>
+              <w:right w:w="150" w:type="dxa"/>
+            </w:tcMar>
+          </w:tcPr>
+          <w:p>
+            <w:r>
+              <w:rPr>
+                <w:b/>
+                <w:color w:val="C53030"/>
+                <w:sz w:val="19"/>
+              </w:rPr>
+              <w:t>Very High</w:t>
+            </w:r>
+          </w:p>
+        </w:tc>
+        <w:tc>
+          <w:tcPr>
+            <w:tcW w:type="dxa" w:w="4320"/>
+            <w:shd w:fill="FFFFFF"/>
+            <w:tcMar>
+              <w:top w:w="80" w:type="dxa"/>
+              <w:bottom w:w="80" w:type="dxa"/>
+              <w:left w:w="150" w:type="dxa"/>
+              <w:right w:w="150" w:type="dxa"/>
+            </w:tcMar>
+          </w:tcPr>
+          <w:p>
+            <w:r>
+              <w:rPr>
+                <w:b/>
+                <w:color w:val="2D3748"/>
+                <w:sz w:val="19"/>
+              </w:rPr>
+              <w:t>Matrix Inversion, Adjoint &amp; Powers</w:t>
+            </w:r>
+          </w:p>
+        </w:tc>
+        <w:tc>
+          <w:tcPr>
+            <w:tcW w:type="dxa" w:w="1728"/>
+            <w:shd w:fill="FFFFFF"/>
+            <w:tcMar>
+              <w:top w:w="80" w:type="dxa"/>
+              <w:bottom w:w="80" w:type="dxa"/>
+              <w:left w:w="150" w:type="dxa"/>
+              <w:right w:w="150" w:type="dxa"/>
+            </w:tcMar>
+          </w:tcPr>
+          <w:p>
+            <w:r>
+              <w:rPr>
+                <w:sz w:val="19"/>
+              </w:rPr>
+              <w:t>121 PYQs</w:t>
+            </w:r>
+          </w:p>
+        </w:tc>
+        <w:tc>
+          <w:tcPr>
+            <w:tcW w:type="dxa" w:w="1872"/>
+            <w:shd w:fill="FFFFFF"/>
+            <w:tcMar>
+              <w:top w:w="80" w:type="dxa"/>
+              <w:bottom w:w="80" w:type="dxa"/>
+              <w:left w:w="150" w:type="dxa"/>
+              <w:right w:w="150" w:type="dxa"/>
+            </w:tcMar>
+          </w:tcPr>
+          <w:p>
+            <w:r>
+              <w:rPr>
+                <w:color w:val="718096"/>
+                <w:sz w:val="19"/>
+              </w:rPr>
+              <w:t>Matrix Algebra</w:t>
             </w:r>
           </w:p>
         </w:tc>
@@ -311,6 +398,98 @@
           </w:p>
         </w:tc>
       </w:tr>
+      <w:tr>
+        <w:tc>
+          <w:tcPr>
+            <w:tcW w:type="dxa" w:w="3600"/>
+            <w:shd w:fill="F7FAFC"/>
+            <w:tcMar>
+              <w:top w:w="100" w:type="dxa"/>
+              <w:bottom w:w="100" w:type="dxa"/>
+              <w:left w:w="150" w:type="dxa"/>
+              <w:right w:w="150" w:type="dxa"/>
+            </w:tcMar>
+          </w:tcPr>
+          <w:p>
+            <w:r>
+              <w:rPr>
+                <w:b/>
+                <w:color w:val="1A365D"/>
+                <w:sz w:val="19"/>
+              </w:rPr>
+              <w:t>Properties of Determinants &amp; System of Linear Equations</w:t>
+            </w:r>
+          </w:p>
+        </w:tc>
+        <w:tc>
+          <w:tcPr>
+            <w:tcW w:type="dxa" w:w="6480"/>
+            <w:shd w:fill="F7FAFC"/>
+            <w:tcMar>
+              <w:top w:w="100" w:type="dxa"/>
+              <w:bottom w:w="100" w:type="dxa"/>
+              <w:left w:w="150" w:type="dxa"/>
+              <w:right w:w="150" w:type="dxa"/>
+            </w:tcMar>
+          </w:tcPr>
+          <w:p>
+            <w:r>
+              <w:rPr>
+                <w:rFonts w:ascii="Cambria Math" w:hAnsi="Cambria Math"/>
+                <w:color w:val="2D3748"/>
+                <w:sz w:val="19"/>
+              </w:rPr>
+              <w:t>\det(kA) = k^n\det(A), \quad \text{Unique: } \Delta \ne 0, \quad \text{Infinite: } \Delta = \Delta_x = \Delta_y = \Delta_z = 0, \quad \text{No sol: } \Delta = 0 \text{ &amp; at least one } \Delta_i \ne 0</w:t>
+            </w:r>
+          </w:p>
+        </w:tc>
+      </w:tr>
+      <w:tr>
+        <w:tc>
+          <w:tcPr>
+            <w:tcW w:type="dxa" w:w="3600"/>
+            <w:shd w:fill="FFFFFF"/>
+            <w:tcMar>
+              <w:top w:w="100" w:type="dxa"/>
+              <w:bottom w:w="100" w:type="dxa"/>
+              <w:left w:w="150" w:type="dxa"/>
+              <w:right w:w="150" w:type="dxa"/>
+            </w:tcMar>
+          </w:tcPr>
+          <w:p>
+            <w:r>
+              <w:rPr>
+                <w:b/>
+                <w:color w:val="1A365D"/>
+                <w:sz w:val="19"/>
+              </w:rPr>
+              <w:t>Matrix Inversion, Adjoint &amp; Powers</w:t>
+            </w:r>
+          </w:p>
+        </w:tc>
+        <w:tc>
+          <w:tcPr>
+            <w:tcW w:type="dxa" w:w="6480"/>
+            <w:shd w:fill="FFFFFF"/>
+            <w:tcMar>
+              <w:top w:w="100" w:type="dxa"/>
+              <w:bottom w:w="100" w:type="dxa"/>
+              <w:left w:w="150" w:type="dxa"/>
+              <w:right w:w="150" w:type="dxa"/>
+            </w:tcMar>
+          </w:tcPr>
+          <w:p>
+            <w:r>
+              <w:rPr>
+                <w:rFonts w:ascii="Cambria Math" w:hAnsi="Cambria Math"/>
+                <w:color w:val="2D3748"/>
+                <w:sz w:val="19"/>
+              </w:rPr>
+              <w:t>A \cdot \text{adj}(A) = (\det A) I_n, \quad \det(\text{adj}(A)) = (\det A)^{n-1}, \quad \text{adj}(\text{adj}(A)) = (\det A)^{n-2} A</w:t>
+            </w:r>
+          </w:p>
+        </w:tc>
+      </w:tr>
     </w:tbl>
     <w:p>
       <w:pPr>
@@ -338,7 +517,7 @@
           <w:color w:val="2B6CB0"/>
           <w:sz w:val="24"/>
         </w:rPr>
-        <w:t>3.1 Matrices And Determinants - Core Application (Very High Yield — 368 PYQs)</w:t>
+        <w:t>3.1 Properties of Determinants &amp; System of Linear Equations (Very High Yield — 250 PYQs)</w:t>
       </w:r>
     </w:p>
     <w:p>
@@ -353,7 +532,7 @@
         <w:rPr>
           <w:sz w:val="20"/>
         </w:rPr>
-        <w:t>Key problem pattern in Matrices And Determinants.</w:t>
+        <w:t>Evaluation of determinants, Cramer's rule, and consistency conditions for non-homogeneous and homogeneous linear systems.</w:t>
       </w:r>
     </w:p>
     <w:tbl>
@@ -391,7 +570,7 @@
                 <w:color w:val="2D3748"/>
                 <w:sz w:val="19"/>
               </w:rPr>
-              <w:t>Watch for algebraic and sign errors.</w:t>
+              <w:t>For an n × n matrix A, \det(kA) = k^n\det(A), NOT k\det(A)!</w:t>
             </w:r>
           </w:p>
         </w:tc>
@@ -432,7 +611,7 @@
                 <w:color w:val="2D3748"/>
                 <w:sz w:val="19"/>
               </w:rPr>
-              <w:t>Verify dimensions and boundary conditions.</w:t>
+              <w:t>A homogeneous system AX = 0 has non-trivial (infinite) solutions if and only if \det(A) = 0.</w:t>
             </w:r>
           </w:p>
         </w:tc>
@@ -494,6 +673,187 @@
         <w:rPr>
           <w:sz w:val="18"/>
         </w:rPr>
+        <w:t xml:space="preserve">"If the system of equations : x+y+z=5 x+2y+3z=9 x+3y+λ z=μ has infinitely many solutions,..."  </w:t>
+      </w:r>
+      <w:r>
+        <w:rPr>
+          <w:b/>
+          <w:color w:val="2B6CB0"/>
+          <w:sz w:val="18"/>
+        </w:rPr>
+        <w:t>[Ans: N/A]</w:t>
+      </w:r>
+    </w:p>
+    <w:p>
+      <w:pPr>
+        <w:pStyle w:val="ListBullet"/>
+        <w:spacing w:after="40"/>
+      </w:pPr>
+      <w:r>
+        <w:rPr>
+          <w:b/>
+          <w:sz w:val="18"/>
+        </w:rPr>
+        <w:t xml:space="preserve">[2026 Evening Shift] Q#1 (MCQ): </w:t>
+      </w:r>
+      <w:r>
+        <w:rPr>
+          <w:sz w:val="18"/>
+        </w:rPr>
+        <w:t xml:space="preserve">"If the system of equations x+5y+6z=4 2x+3y+4z=7 x+6y+az=b has infinitely many solutions, then the point (a,b) lies on the line..."  </w:t>
+      </w:r>
+      <w:r>
+        <w:rPr>
+          <w:b/>
+          <w:color w:val="2B6CB0"/>
+          <w:sz w:val="18"/>
+        </w:rPr>
+        <w:t>[Ans: N/A]</w:t>
+      </w:r>
+    </w:p>
+    <w:p>
+      <w:pPr>
+        <w:spacing w:after="120"/>
+      </w:pPr>
+    </w:p>
+    <w:p>
+      <w:pPr>
+        <w:pStyle w:val="Heading2"/>
+      </w:pPr>
+      <w:r>
+        <w:rPr>
+          <w:color w:val="2B6CB0"/>
+          <w:sz w:val="24"/>
+        </w:rPr>
+        <w:t>3.2 Matrix Inversion, Adjoint &amp; Powers (Very High Yield — 121 PYQs)</w:t>
+      </w:r>
+    </w:p>
+    <w:p>
+      <w:r>
+        <w:rPr>
+          <w:b/>
+          <w:sz w:val="20"/>
+        </w:rPr>
+        <w:t xml:space="preserve">Core Principle: </w:t>
+      </w:r>
+      <w:r>
+        <w:rPr>
+          <w:sz w:val="20"/>
+        </w:rPr>
+        <w:t>Properties of adjoint and inverse matrices, matrix multiplication transpose (AB)^T = B^T A^T, and symmetric/skew-symmetric decomposition.</w:t>
+      </w:r>
+    </w:p>
+    <w:tbl>
+      <w:tblPr>
+        <w:tblW w:type="auto" w:w="0"/>
+        <w:jc w:val="center"/>
+        <w:tblLook w:firstColumn="1" w:firstRow="1" w:lastColumn="0" w:lastRow="0" w:noHBand="0" w:noVBand="1" w:val="04A0"/>
+      </w:tblPr>
+      <w:tblGrid>
+        <w:gridCol w:w="10080"/>
+      </w:tblGrid>
+      <w:tr>
+        <w:tc>
+          <w:tcPr>
+            <w:tcW w:type="dxa" w:w="10080"/>
+            <w:shd w:fill="FFF5F5"/>
+            <w:tcMar>
+              <w:top w:w="100" w:type="dxa"/>
+              <w:bottom w:w="100" w:type="dxa"/>
+              <w:left w:w="150" w:type="dxa"/>
+              <w:right w:w="150" w:type="dxa"/>
+            </w:tcMar>
+          </w:tcPr>
+          <w:p>
+            <w:r>
+              <w:rPr>
+                <w:b/>
+                <w:color w:val="C53030"/>
+                <w:sz w:val="19"/>
+              </w:rPr>
+              <w:t xml:space="preserve">⚠️ Common Trap / JEE Pitfall: </w:t>
+            </w:r>
+            <w:r>
+              <w:rPr>
+                <w:color w:val="2D3748"/>
+                <w:sz w:val="19"/>
+              </w:rPr>
+              <w:t>A skew-symmetric matrix of ODD order has determinant equal to ZERO (\det(A) = 0).</w:t>
+            </w:r>
+          </w:p>
+        </w:tc>
+      </w:tr>
+    </w:tbl>
+    <w:tbl>
+      <w:tblPr>
+        <w:tblW w:type="auto" w:w="0"/>
+        <w:jc w:val="center"/>
+        <w:tblLook w:firstColumn="1" w:firstRow="1" w:lastColumn="0" w:lastRow="0" w:noHBand="0" w:noVBand="1" w:val="04A0"/>
+      </w:tblPr>
+      <w:tblGrid>
+        <w:gridCol w:w="10080"/>
+      </w:tblGrid>
+      <w:tr>
+        <w:tc>
+          <w:tcPr>
+            <w:tcW w:type="dxa" w:w="10080"/>
+            <w:shd w:fill="F0FFF4"/>
+            <w:tcMar>
+              <w:top w:w="100" w:type="dxa"/>
+              <w:bottom w:w="100" w:type="dxa"/>
+              <w:left w:w="150" w:type="dxa"/>
+              <w:right w:w="150" w:type="dxa"/>
+            </w:tcMar>
+          </w:tcPr>
+          <w:p>
+            <w:r>
+              <w:rPr>
+                <w:b/>
+                <w:color w:val="276749"/>
+                <w:sz w:val="19"/>
+              </w:rPr>
+              <w:t xml:space="preserve">💡 Speed Hack / Trick: </w:t>
+            </w:r>
+            <w:r>
+              <w:rPr>
+                <w:color w:val="2D3748"/>
+                <w:sz w:val="19"/>
+              </w:rPr>
+              <w:t>For a 3 × 3 matrix: \det(adj(A)) = (\det A)^2, and \det(adj(adj(A))) = (\det A)^4.</w:t>
+            </w:r>
+          </w:p>
+        </w:tc>
+      </w:tr>
+    </w:tbl>
+    <w:p>
+      <w:pPr>
+        <w:spacing w:before="120" w:after="40"/>
+      </w:pPr>
+      <w:r>
+        <w:rPr>
+          <w:b/>
+          <w:color w:val="1A365D"/>
+          <w:sz w:val="19"/>
+        </w:rPr>
+        <w:t>Source PYQs testing this concept:</w:t>
+      </w:r>
+    </w:p>
+    <w:p>
+      <w:pPr>
+        <w:pStyle w:val="ListBullet"/>
+        <w:spacing w:after="40"/>
+      </w:pPr>
+      <w:r>
+        <w:rPr>
+          <w:b/>
+          <w:sz w:val="18"/>
+        </w:rPr>
+        <w:t xml:space="preserve">[2026 Evening Shift] Q#1 (MCQ): </w:t>
+      </w:r>
+      <w:r>
+        <w:rPr>
+          <w:sz w:val="18"/>
+        </w:rPr>
         <w:t xml:space="preserve">"If f:N → Z is defined by $f(n)=|\begin{aligned} n &amp; -1 &amp; -5 \\ -2n^{2} &amp; 3(2k+1) &amp; 2k+1 \\ -3n^{3} &amp; 3k(2k+1) &amp; 3k(k+2)+1 \end{a..."  </w:t>
       </w:r>
       <w:r>
@@ -521,7 +881,34 @@
         <w:rPr>
           <w:sz w:val="18"/>
         </w:rPr>
-        <w:t xml:space="preserve">"If the system of equations : x+y+z=5 x+2y+3z=9 x+3y+λ z=μ has infinitely many solutions,..."  </w:t>
+        <w:t xml:space="preserve">"Let P=[p_(ij)] and Q=[q_(ij)] be two square matrices of order 3 such that q_(ij)=2^(i+j-1)p_(ij) and det(Q)=2^10 . Then the valu..."  </w:t>
+      </w:r>
+      <w:r>
+        <w:rPr>
+          <w:b/>
+          <w:color w:val="2B6CB0"/>
+          <w:sz w:val="18"/>
+        </w:rPr>
+        <w:t>[Ans: N/A]</w:t>
+      </w:r>
+    </w:p>
+    <w:p>
+      <w:pPr>
+        <w:pStyle w:val="ListBullet"/>
+        <w:spacing w:after="40"/>
+      </w:pPr>
+      <w:r>
+        <w:rPr>
+          <w:b/>
+          <w:sz w:val="18"/>
+        </w:rPr>
+        <w:t xml:space="preserve">[2026 Evening Shift] Q#1 (MCQ): </w:t>
+      </w:r>
+      <w:r>
+        <w:rPr>
+          <w:sz w:val="18"/>
+        </w:rPr>
+        <w:t xml:space="preserve">"For the matrices A=[ 3 -4 1 -1 ] and B=[ -29 49 -13 18 ] , if $(A^..."  </w:t>
       </w:r>
       <w:r>
         <w:rPr>
@@ -612,6 +999,79 @@
               <w:t>Solution Analysis:</w:t>
               <w:br/>
               <w:t>We need to find α and β from A^2+α(adj(adj(A)))+β(adj(A)adj(adj(A)))=⎡⎣⎢ 2 -2 2 -2 0 -1 0 0 -1 ⎤⎦⎥. Let us solve step by step. 1. Given matrix A=⎡⎣⎢ -1 1 -1 1 0 1 0 0 1 ⎤⎦⎥ 2. Find det(A) Since the third row is (0,0,1) , expand along the third row: det(A)=1 · | -1 1 1 0 |=(-1)(0)-(1)(1)=-1. So, det(A)=-1 ≠ 0. Hence A is invertible. 3. Use NCERT property of adjoint of adjoint For an n × n invertible matrix, adj(adj(A))=(detA)^n-2A. Here n=3 , so adj(adj(A))=(detA)^1A=(-1)A=-A. Thus, adj(adj(A))=-A. Also, for any invertible matrix, Aadj(A)=det(A)I. So, Aadj(A)=-I. Multiplying both sides by A^-1 is not necessary; instead use adj(A)=det(A)A^-1=-A^-1 if needed. Now, adj(A)adj(adj(A))=adj(A)(-A)=-(adj(A)A). And since adj(A)A=det(A)I=-I, we get adj(A)adj(adj(A))=-(-I)=I. So the given equation becomes A^2+α(-A)+β I=⎡⎣⎢ 2 -2 2 -2 0 -1 0 0 -1 ⎤⎦⎥. That is, A^2-α A+β I=⎡⎣⎢ 2 -2 2 -2 0 -1 0 0 -1 ⎤⎦⎥. 4. Compute A^2 A=⎡⎣⎢ -1 1 -1 1 0 1 0 0 1 ⎤⎦⎥ Now multiply A by itself: A^2=⎡⎣⎢ -1 1 -1 1 0 1 0 0 1 ⎤⎦⎥⎡⎣⎢ -1 1 -1 1 0 1 0 0 1 ⎤⎦⎥. Entrywise calculation: First row: (1,1):(-1)(-1)+(1)(1)+(-1)(0)=2 (1,2):(-1)(1)+(1)(0)+(-1)(0)=-1 (1,3):(-1)(-1)+(1)(1)+(-1)(1)=1 Second row: (2,1):(1)(-1)+(0)(1)+(1)(0)=-1 (2,2):(1)(1)+(0)(0)+(1)(0)=1 (2,3):(1)(-1)+(0)(1)+(1)(1)=0 Third row: (3,1)=0,(3,2)=0,(3,3)=1 Hence A^2=⎡⎣⎢ 2 -1 1 -1 1 0 0 0 1 ⎤⎦⎥. 5. Form A^2-α A+β I First, -α A=⎡⎣⎢ α -α α -α 0 -α 0 0 -α ⎤⎦⎥ and β I=⎡⎣⎢ β 0 0 0 β 0 0 0 β ⎤⎦⎥. So, A^2-α A+β I=⎡⎣⎢ 2+α+β -1-α 1+α -1-α 1+β -α 0 0 1-α+β ⎤⎦⎥. This must equal ⎡⎣⎢ 2 -2 2 -2 0 -1 0 0 -1 ⎤⎦⎥. 6. Compare corresponding entries From the (1,2) entry: -1-α=-2 ⇒ α=1. From the (2,2) entry: 1+β=0 ⇒ β=-1. These also satisfy the other entries: (1,1) : 2+α+β=2+1-1=2 (1,3) : 1+α=2 (2,1) : -1-α=-2 (2,3) : -α=-1 (3,3) : 1-α+β=1-1-1=-1 All correct. Thus, α=1,β=-1. 7. Find (α-β)^2 α-β=1-(-1)=2 Therefore, (α-β)^2=2^2=4. So the required answer is 4.</w:t>
+            </w:r>
+          </w:p>
+        </w:tc>
+      </w:tr>
+    </w:tbl>
+    <w:p>
+      <w:pPr>
+        <w:spacing w:after="120"/>
+      </w:pPr>
+    </w:p>
+    <w:p>
+      <w:pPr>
+        <w:spacing w:before="160" w:after="40"/>
+      </w:pPr>
+      <w:r>
+        <w:rPr>
+          <w:b/>
+          <w:color w:val="1A365D"/>
+          <w:sz w:val="22"/>
+        </w:rPr>
+        <w:t>Benchmark Problem 2: JEE Main 2026 (Online) 2nd April Evening Shift (Q#2)</w:t>
+      </w:r>
+    </w:p>
+    <w:p>
+      <w:pPr>
+        <w:spacing w:after="80"/>
+      </w:pPr>
+      <w:r>
+        <w:rPr>
+          <w:sz w:val="20"/>
+        </w:rPr>
+        <w:t>Consider the matrices A=[ 2 -2 4 -2 ] and B=[ 3 9 1 3 ] . If matrices P and Q are such that PA=B and AQ=B , then the absolute value of the sum of the diagonal elements of 2(P+Q) is ________.</w:t>
+      </w:r>
+    </w:p>
+    <w:tbl>
+      <w:tblPr>
+        <w:tblW w:type="auto" w:w="0"/>
+        <w:jc w:val="center"/>
+        <w:tblLook w:firstColumn="1" w:firstRow="1" w:lastColumn="0" w:lastRow="0" w:noHBand="0" w:noVBand="1" w:val="04A0"/>
+      </w:tblPr>
+      <w:tblGrid>
+        <w:gridCol w:w="10080"/>
+      </w:tblGrid>
+      <w:tr>
+        <w:tc>
+          <w:tcPr>
+            <w:tcW w:type="dxa" w:w="10080"/>
+            <w:shd w:fill="F7FAFC"/>
+            <w:tcMar>
+              <w:top w:w="100" w:type="dxa"/>
+              <w:bottom w:w="100" w:type="dxa"/>
+              <w:left w:w="150" w:type="dxa"/>
+              <w:right w:w="150" w:type="dxa"/>
+            </w:tcMar>
+          </w:tcPr>
+          <w:p>
+            <w:r>
+              <w:rPr>
+                <w:b/>
+                <w:color w:val="1A365D"/>
+                <w:sz w:val="19"/>
+              </w:rPr>
+              <w:t>Correct Answer: 34</w:t>
+              <w:br/>
+            </w:r>
+            <w:r>
+              <w:rPr>
+                <w:color w:val="2D3748"/>
+                <w:sz w:val="18"/>
+              </w:rPr>
+              <w:t>Solution Analysis:</w:t>
+              <w:br/>
+              <w:t>A^-1=(1 / 4)[ -2 2 -4 2 ]=(1 / 2)[ -1 1 -2 1 ] ∴ PA=B ⇒ P=BA^-1 =(1 / 2)[ 3 9 1 3 ][ -1 1 -2 1 ]=(1 / 2)[ -21 12 -7 4 ] ∴ AQ=B ⇒ Q=A^-1B =(1 / 2)[ -1 1 -2 1 ][ 3 9 1 3 ]=(1 / 2)[ -2 -6 -5 -15 ] ∴ |tr(2(P+Q))|=|(-21)+(4)+(-2)+(-15)| =|-34|=34</w:t>
             </w:r>
           </w:p>
         </w:tc>

--- a/dist/exports/matrices-and-determinants_revision_notes.docx
+++ b/dist/exports/matrices-and-determinants_revision_notes.docx
@@ -209,7 +209,7 @@
               <w:rPr>
                 <w:sz w:val="19"/>
               </w:rPr>
-              <w:t>250 PYQs</w:t>
+              <w:t>272 PYQs</w:t>
             </w:r>
           </w:p>
         </w:tc>
@@ -296,7 +296,7 @@
               <w:rPr>
                 <w:sz w:val="19"/>
               </w:rPr>
-              <w:t>121 PYQs</w:t>
+              <w:t>98 PYQs</w:t>
             </w:r>
           </w:p>
         </w:tc>
@@ -517,7 +517,7 @@
           <w:color w:val="2B6CB0"/>
           <w:sz w:val="24"/>
         </w:rPr>
-        <w:t>3.1 Properties of Determinants &amp; System of Linear Equations (Very High Yield — 250 PYQs)</w:t>
+        <w:t>3.1 Properties of Determinants &amp; System of Linear Equations (Very High Yield — 272 PYQs)</w:t>
       </w:r>
     </w:p>
     <w:p>
@@ -673,7 +673,7 @@
         <w:rPr>
           <w:sz w:val="18"/>
         </w:rPr>
-        <w:t xml:space="preserve">"If the system of equations : x+y+z=5 x+2y+3z=9 x+3y+λ z=μ has infinitely many solutions,..."  </w:t>
+        <w:t xml:space="preserve">"If f:N → Z is defined by $f(n)=|\begin{aligned} n &amp; -1 &amp; -5 \\ -2n^{2} &amp; 3(2k+1) &amp; 2k+1 \\ -3n^{3} &amp; 3k(2k+1) &amp; 3k(k+2)+1 \end{a..."  </w:t>
       </w:r>
       <w:r>
         <w:rPr>
@@ -700,7 +700,7 @@
         <w:rPr>
           <w:sz w:val="18"/>
         </w:rPr>
-        <w:t xml:space="preserve">"If the system of equations x+5y+6z=4 2x+3y+4z=7 x+6y+az=b has infinitely many solutions, then the point (a,b) lies on the line..."  </w:t>
+        <w:t xml:space="preserve">"If the system of equations : x+y+z=5 x+2y+3z=9 x+3y+λ z=μ has infinitely many solutions,..."  </w:t>
       </w:r>
       <w:r>
         <w:rPr>
@@ -725,7 +725,7 @@
           <w:color w:val="2B6CB0"/>
           <w:sz w:val="24"/>
         </w:rPr>
-        <w:t>3.2 Matrix Inversion, Adjoint &amp; Powers (Very High Yield — 121 PYQs)</w:t>
+        <w:t>3.2 Matrix Inversion, Adjoint &amp; Powers (Very High Yield — 98 PYQs)</w:t>
       </w:r>
     </w:p>
     <w:p>
@@ -854,33 +854,6 @@
         <w:rPr>
           <w:sz w:val="18"/>
         </w:rPr>
-        <w:t xml:space="preserve">"If f:N → Z is defined by $f(n)=|\begin{aligned} n &amp; -1 &amp; -5 \\ -2n^{2} &amp; 3(2k+1) &amp; 2k+1 \\ -3n^{3} &amp; 3k(2k+1) &amp; 3k(k+2)+1 \end{a..."  </w:t>
-      </w:r>
-      <w:r>
-        <w:rPr>
-          <w:b/>
-          <w:color w:val="2B6CB0"/>
-          <w:sz w:val="18"/>
-        </w:rPr>
-        <w:t>[Ans: N/A]</w:t>
-      </w:r>
-    </w:p>
-    <w:p>
-      <w:pPr>
-        <w:pStyle w:val="ListBullet"/>
-        <w:spacing w:after="40"/>
-      </w:pPr>
-      <w:r>
-        <w:rPr>
-          <w:b/>
-          <w:sz w:val="18"/>
-        </w:rPr>
-        <w:t xml:space="preserve">[2026 Evening Shift] Q#1 (MCQ): </w:t>
-      </w:r>
-      <w:r>
-        <w:rPr>
-          <w:sz w:val="18"/>
-        </w:rPr>
         <w:t xml:space="preserve">"Let P=[p_(ij)] and Q=[q_(ij)] be two square matrices of order 3 such that q_(ij)=2^(i+j-1)p_(ij) and det(Q)=2^10 . Then the valu..."  </w:t>
       </w:r>
       <w:r>
@@ -902,13 +875,13 @@
           <w:b/>
           <w:sz w:val="18"/>
         </w:rPr>
-        <w:t xml:space="preserve">[2026 Evening Shift] Q#1 (MCQ): </w:t>
+        <w:t xml:space="preserve">[2026 Morning Shift] Q#1 (Numerical): </w:t>
       </w:r>
       <w:r>
         <w:rPr>
           <w:sz w:val="18"/>
         </w:rPr>
-        <w:t xml:space="preserve">"For the matrices A=[ 3 -4 1 -1 ] and B=[ -29 49 -13 18 ] , if $(A^..."  </w:t>
+        <w:t xml:space="preserve">"Let A=⎡⎣⎢ -1 1 -1 1 0 1 0 0 1 ⎤⎦⎥ satisfy $A^{2}+\alpha(adj(adj(A)))+\beta(adj(A)(adj(adj(A)..."  </w:t>
       </w:r>
       <w:r>
         <w:rPr>
@@ -916,7 +889,34 @@
           <w:color w:val="2B6CB0"/>
           <w:sz w:val="18"/>
         </w:rPr>
-        <w:t>[Ans: N/A]</w:t>
+        <w:t>[Ans: 4]</w:t>
+      </w:r>
+    </w:p>
+    <w:p>
+      <w:pPr>
+        <w:pStyle w:val="ListBullet"/>
+        <w:spacing w:after="40"/>
+      </w:pPr>
+      <w:r>
+        <w:rPr>
+          <w:b/>
+          <w:sz w:val="18"/>
+        </w:rPr>
+        <w:t xml:space="preserve">[2026 Evening Shift] Q#1 (Numerical): </w:t>
+      </w:r>
+      <w:r>
+        <w:rPr>
+          <w:sz w:val="18"/>
+        </w:rPr>
+        <w:t xml:space="preserve">"Let A=⎡⎣⎢ 0 2 -3 -2 0 1 3 -1 0 ⎤⎦⎥ and B be a matrix such that B(I-A)=I+A . Then the sum..."  </w:t>
+      </w:r>
+      <w:r>
+        <w:rPr>
+          <w:b/>
+          <w:color w:val="2B6CB0"/>
+          <w:sz w:val="18"/>
+        </w:rPr>
+        <w:t>[Ans: 3]</w:t>
       </w:r>
     </w:p>
     <w:p>
@@ -1019,7 +1019,7 @@
           <w:color w:val="1A365D"/>
           <w:sz w:val="22"/>
         </w:rPr>
-        <w:t>Benchmark Problem 2: JEE Main 2026 (Online) 2nd April Evening Shift (Q#2)</w:t>
+        <w:t>Benchmark Problem 2: JEE Main 2026 (Online) 23rd January Morning Shift (Q#2)</w:t>
       </w:r>
     </w:p>
     <w:p>
@@ -1030,7 +1030,7 @@
         <w:rPr>
           <w:sz w:val="20"/>
         </w:rPr>
-        <w:t>Consider the matrices A=[ 2 -2 4 -2 ] and B=[ 3 9 1 3 ] . If matrices P and Q are such that PA=B and AQ=B , then the absolute value of the sum of the diagonal elements of 2(P+Q) is ________.</w:t>
+        <w:t>Let |A|=6 , where A is a 3 × 3 matrix. If |adj(3adj(A^2 · adj(2A)))|=2^m · 3^n,m,n ∈ N , then m+n is equal to ____ .</w:t>
       </w:r>
     </w:p>
     <w:tbl>
@@ -1061,7 +1061,7 @@
                 <w:color w:val="1A365D"/>
                 <w:sz w:val="19"/>
               </w:rPr>
-              <w:t>Correct Answer: 34</w:t>
+              <w:t>Correct Answer: 62</w:t>
               <w:br/>
             </w:r>
             <w:r>
@@ -1071,7 +1071,7 @@
               </w:rPr>
               <w:t>Solution Analysis:</w:t>
               <w:br/>
-              <w:t>A^-1=(1 / 4)[ -2 2 -4 2 ]=(1 / 2)[ -1 1 -2 1 ] ∴ PA=B ⇒ P=BA^-1 =(1 / 2)[ 3 9 1 3 ][ -1 1 -2 1 ]=(1 / 2)[ -21 12 -7 4 ] ∴ AQ=B ⇒ Q=A^-1B =(1 / 2)[ -1 1 -2 1 ][ 3 9 1 3 ]=(1 / 2)[ -2 -6 -5 -15 ] ∴ |tr(2(P+Q))|=|(-21)+(4)+(-2)+(-15)| =|-34|=34</w:t>
+              <w:t>Let X=A^2 · adj(2A) so the given expression is |adj(3adj(X))|. Since A is a 3 × 3 matrix and |A|=6 : Step 1: Find |A^2| |A^2|=|A|^2=6^2=36 Step 2: Find |adj(2A)| First, |2A|=2^3|A|=8 · 6=48 For a 3 × 3 matrix M , |adj(M)|=|M|^3-1=|M|^2 So, |adj(2A)|=|2A|^2=48^2 Step 3: Find |X| |X|=|A^2| · |adj(2A)|=36 · 48^2 Now, 36=2^2 · 3^2,48=2^4 · 3 So, 48^2=2^8 · 3^2 Hence, |X|=(2^2 · 3^2)(2^8 · 3^2)=2^10 · 3^4 Step 4: Find |3adj(X)| First, |adj(X)|=|X|^2=(2^10 · 3^4)^2=2^20 · 3^8 Since 3adj(X) is a 3 × 3 matrix, |3adj(X)|=3^3 · |adj(X)| Therefore, |3adj(X)|=27 · 2^20 · 3^8=2^20 · 3^11 Step 5: Find the required determinant Again using |adj(M)|=|M|^2 we get |adj(3adj(X))|=(2^20 · 3^11)^2=2^40 · 3^22 So, m=40,n=22 and m+n=40+22=62 62</w:t>
             </w:r>
           </w:p>
         </w:tc>
